--- a/frontend/public/originals/qc-tolerance-card-nivea.docx
+++ b/frontend/public/originals/qc-tolerance-card-nivea.docx
@@ -1121,6 +1121,7 @@
                 <w:sz w:val="44"/>
                 <w:szCs w:val="44"/>
               </w:rPr>
+              <w:lastRenderedPageBreak/>
               <w:t>TOLERANCE CARD FOR BEIERSDORF AG. GERMANY</w:t>
             </w:r>
           </w:p>
@@ -1948,6 +1949,7 @@
                 <w:sz w:val="24"/>
                 <w:szCs w:val="24"/>
               </w:rPr>
+              <w:lastRenderedPageBreak/>
               <w:t>APPROVED BY:</w:t>
             </w:r>
           </w:p>
@@ -2565,8 +2567,8 @@
       </w:pPr>
     </w:p>
     <w:sectPr>
-      <w:pgSz w:w="12240" w:h="15840"/>
-      <w:pgMar w:top="1440" w:right="1440" w:bottom="1440" w:left="1440" w:header="720" w:footer="720" w:gutter="0"/>
+      <w:pgSz w:w="11907" w:h="16839"/>
+      <w:pgMar w:top="1440" w:right="1273" w:bottom="1440" w:left="1273" w:header="720" w:footer="720" w:gutter="0"/>
       <w:cols w:space="720"/>
       <w:docGrid w:linePitch="360"/>
     </w:sectPr>
